--- a/word/Technical_Documentation.docx
+++ b/word/Technical_Documentation.docx
@@ -6100,7 +6100,7 @@
         <w:rPr>
           <w:b/>
         </w:rPr>
-        <w:t>53 checks</w:t>
+        <w:t>58 checks</w:t>
       </w:r>
       <w:r>
         <w:t xml:space="preserve"> — *invariant*: MFA mass</w:t>
@@ -6158,7 +6158,7 @@
         <w:rPr>
           <w:b/>
         </w:rPr>
-        <w:t>All 53 pass.</w:t>
+        <w:t>All 58 pass.</w:t>
       </w:r>
     </w:p>
     <w:p>
@@ -6246,7 +6246,7 @@
         <w:br/>
         <w:t>python run_mvm.py                         # 6 scenario families → outputs/</w:t>
         <w:br/>
-        <w:t>python verify_model.py                    # 53 invariant + property-based checks</w:t>
+        <w:t>python verify_model.py                    # 58 invariant + property-based checks</w:t>
         <w:br/>
         <w:t>python q2_1_circularity_interventions.py  # Q2.1</w:t>
         <w:br/>

--- a/word/Technical_Documentation.docx
+++ b/word/Technical_Documentation.docx
@@ -854,6 +854,115 @@
           <w:rFonts w:ascii="Consolas" w:hAnsi="Consolas"/>
         </w:rPr>
         <w:t>single_country_exposure = import_share · imp_conc</w:t>
+      </w:r>
+      <w:r>
+        <w:t xml:space="preserve">. Following </w:t>
+      </w:r>
+      <w:r>
+        <w:rPr>
+          <w:b/>
+        </w:rPr>
+        <w:t>IEA 2025</w:t>
+      </w:r>
+      <w:r>
+        <w:t xml:space="preserve"> (top-three</w:t>
+      </w:r>
+    </w:p>
+    <w:p>
+      <w:r>
+        <w:t>producer concentration rose to ~86% in 2024; China refines 19 of 20 strategic</w:t>
+      </w:r>
+    </w:p>
+    <w:p>
+      <w:r>
+        <w:t>minerals at ~70% avg; export controls touch ~55% of energy-related strategic</w:t>
+      </w:r>
+    </w:p>
+    <w:p>
+      <w:r>
+        <w:t xml:space="preserve">minerals) the MFA also reports </w:t>
+      </w:r>
+      <w:r>
+        <w:rPr>
+          <w:rFonts w:ascii="Consolas" w:hAnsi="Consolas"/>
+        </w:rPr>
+        <w:t>top3_exposure = import_share · top3_conc</w:t>
+      </w:r>
+    </w:p>
+    <w:p>
+      <w:r>
+        <w:t>(diversification cuts it only modestly), `refining_exposure = import_share ·</w:t>
+      </w:r>
+    </w:p>
+    <w:p>
+      <w:r>
+        <w:t xml:space="preserve">refining_conc` (diversifying *mine* imports does </w:t>
+      </w:r>
+      <w:r>
+        <w:rPr>
+          <w:b/>
+        </w:rPr>
+        <w:t>not</w:t>
+      </w:r>
+      <w:r>
+        <w:t xml:space="preserve"> reduce it — only building</w:t>
+      </w:r>
+    </w:p>
+    <w:p>
+      <w:r>
+        <w:t xml:space="preserve">domestic processing/recovery capacity does), and an </w:t>
+      </w:r>
+      <w:r>
+        <w:rPr>
+          <w:rFonts w:ascii="Consolas" w:hAnsi="Consolas"/>
+        </w:rPr>
+        <w:t>export_controlled</w:t>
+      </w:r>
+      <w:r>
+        <w:t xml:space="preserve"> flag</w:t>
+      </w:r>
+    </w:p>
+    <w:p>
+      <w:r>
+        <w:t xml:space="preserve">(REE/antimony/cobalt). Per-mineral vectors live in </w:t>
+      </w:r>
+      <w:r>
+        <w:rPr>
+          <w:rFonts w:ascii="Consolas" w:hAnsi="Consolas"/>
+        </w:rPr>
+        <w:t>policy_params.py</w:t>
+      </w:r>
+      <w:r>
+        <w:t>; the coupled</w:t>
+      </w:r>
+    </w:p>
+    <w:p>
+      <w:r>
+        <w:t xml:space="preserve">run surfaces </w:t>
+      </w:r>
+      <w:r>
+        <w:rPr>
+          <w:rFonts w:ascii="Consolas" w:hAnsi="Consolas"/>
+        </w:rPr>
+        <w:t>crit_max_top3</w:t>
+      </w:r>
+      <w:r>
+        <w:t xml:space="preserve">, </w:t>
+      </w:r>
+      <w:r>
+        <w:rPr>
+          <w:rFonts w:ascii="Consolas" w:hAnsi="Consolas"/>
+        </w:rPr>
+        <w:t>crit_refining_exposure</w:t>
+      </w:r>
+      <w:r>
+        <w:t xml:space="preserve">, </w:t>
+      </w:r>
+      <w:r>
+        <w:rPr>
+          <w:rFonts w:ascii="Consolas" w:hAnsi="Consolas"/>
+        </w:rPr>
+        <w:t>crit_export_control_exposure</w:t>
       </w:r>
       <w:r>
         <w:t>.</w:t>
@@ -6100,7 +6209,7 @@
         <w:rPr>
           <w:b/>
         </w:rPr>
-        <w:t>58 checks</w:t>
+        <w:t>61 checks</w:t>
       </w:r>
       <w:r>
         <w:t xml:space="preserve"> — *invariant*: MFA mass</w:t>
@@ -6158,7 +6267,7 @@
         <w:rPr>
           <w:b/>
         </w:rPr>
-        <w:t>All 58 pass.</w:t>
+        <w:t>All 61 pass.</w:t>
       </w:r>
     </w:p>
     <w:p>
@@ -6246,7 +6355,7 @@
         <w:br/>
         <w:t>python run_mvm.py                         # 6 scenario families → outputs/</w:t>
         <w:br/>
-        <w:t>python verify_model.py                    # 58 invariant + property-based checks</w:t>
+        <w:t>python verify_model.py                    # 61 invariant + property-based checks</w:t>
         <w:br/>
         <w:t>python q2_1_circularity_interventions.py  # Q2.1</w:t>
         <w:br/>

--- a/word/Technical_Documentation.docx
+++ b/word/Technical_Documentation.docx
@@ -6099,26 +6099,46 @@
     </w:p>
     <w:p>
       <w:r>
-        <w:t xml:space="preserve">NAEI/DAERA + ecoinvent/EXIOBASE.* The model does </w:t>
-      </w:r>
-      <w:r>
-        <w:rPr>
-          <w:b/>
-        </w:rPr>
-        <w:t>not</w:t>
-      </w:r>
-      <w:r>
-        <w:t xml:space="preserve"> do site-specific</w:t>
+        <w:t>NAEI/DAERA + ecoinvent/EXIOBASE.* **Q2.7 has been scoped to the consultation</w:t>
       </w:r>
     </w:p>
     <w:p>
       <w:r>
-        <w:t>impact assessment (Q2.7 should be read with the Minviro Appendix A, which</w:t>
+        <w:t>question as posed — the *economic* negative impacts** (benefit leakage, closure</w:t>
       </w:r>
     </w:p>
     <w:p>
       <w:r>
-        <w:t>stresses impacts are site-specific).</w:t>
+        <w:t>cliff/remediation liability, agriculture/tourism displacement, boom-bust</w:t>
+      </w:r>
+    </w:p>
+    <w:p>
+      <w:r>
+        <w:t xml:space="preserve">exposure, stranded capital; </w:t>
+      </w:r>
+      <w:r>
+        <w:rPr>
+          <w:rFonts w:ascii="Consolas" w:hAnsi="Consolas"/>
+        </w:rPr>
+        <w:t>econ_impact_module.py</w:t>
+      </w:r>
+      <w:r>
+        <w:t>). The *environmental*</w:t>
+      </w:r>
+    </w:p>
+    <w:p>
+      <w:r>
+        <w:t>impacts (the former pressure-index layer) are out of Q2.7 scope; the CO₂/PM</w:t>
+      </w:r>
+    </w:p>
+    <w:p>
+      <w:r>
+        <w:t>satellites still run, and a site-specific environmental assessment (Minviro</w:t>
+      </w:r>
+    </w:p>
+    <w:p>
+      <w:r>
+        <w:t>Appendix A) remains a separate exercise the model does not perform.</w:t>
       </w:r>
     </w:p>
     <w:p>
